--- a/TC_11.docx
+++ b/TC_11.docx
@@ -162,7 +162,17 @@
                 <w:lang w:eastAsia="en-IN"/>
                 <w14:ligatures w14:val="none"/>
               </w:rPr>
-              <w:t>2.User clicks on your name and selects one name</w:t>
+              <w:t>2.User clicks on your name and selects one nam</w:t>
+            </w:r>
+            <w:r>
+              <w:rPr>
+                <w:rFonts w:ascii="Calibri" w:eastAsia="Times New Roman" w:hAnsi="Calibri" w:cs="Calibri"/>
+                <w:color w:val="000000"/>
+                <w:kern w:val="0"/>
+                <w:lang w:eastAsia="en-IN"/>
+                <w14:ligatures w14:val="none"/>
+              </w:rPr>
+              <w:t>e.</w:t>
             </w:r>
           </w:p>
           <w:p>
